--- a/docs/ECE_414_Proposal_Draft_with_Section7.docx
+++ b/docs/ECE_414_Proposal_Draft_with_Section7.docx
@@ -6496,7 +6496,7 @@
           <w:sz w:val="24"/>
           <w:szCs w:val="24"/>
         </w:rPr>
-        <w:t>The prototype has no outside funding: the four team members will split its cost equally. It therefore uses off-the-shelf parts and open-source software with no license fees. Table 6 gives the estimated hardware cost of one prototype, about $485–$640, or about $120–$160 per team member (the detailed estimate will be given in Section 9). Model training uses free or low-cost cloud GPU time (Kaggle and Google Colab), which limits how large the models and how long the training runs can be. For the device to be useful to businesses and public services, its total cost must stay far below the cost of repeated interpreter services [1].</w:t>
+        <w:t xml:space="preserve">The prototype has no outside funding: the four team members will split its cost equally. It therefore uses off-the-shelf parts and open-source software with no license fees. Table 6 gives the estimated hardware cost of one prototype, about $495–$665, or about $125–$165 per team member (the detailed estimate will be given in Section 9). Model training uses free or low-cost cloud GPU time (Kaggle and Google Colab), which limits how large the models and how long the training runs can be. For the device to be useful to businesses and public services, its total cost must stay far below the cost of repeated interpreter services [1].</w:t>
       </w:r>
     </w:p>
     <w:p>
@@ -7207,6 +7207,77 @@
             <w:tcBorders>
               <w:top w:val="none" w:sz="0" w:space="0" w:color="FFFFFF"/>
               <w:left w:val="none" w:sz="0" w:space="0" w:color="FFFFFF"/>
+              <w:bottom w:val="none" w:sz="0" w:space="0" w:color="FFFFFF"/>
+              <w:right w:val="none" w:sz="0" w:space="0" w:color="FFFFFF"/>
+            </w:tcBorders>
+            <w:tcMar>
+              <w:top w:w="50" w:type="dxa"/>
+              <w:left w:w="80" w:type="dxa"/>
+              <w:bottom w:w="50" w:type="dxa"/>
+              <w:right w:w="80" w:type="dxa"/>
+            </w:tcMar>
+          </w:tcPr>
+          <w:p>
+            <w:r>
+              <w:t xml:space="preserve">DisplayPort-to-HDMI adapter, push button, LED and power switch</w:t>
+            </w:r>
+          </w:p>
+        </w:tc>
+        <w:tc>
+          <w:tcPr>
+            <w:tcW w:w="3960" w:type="dxa"/>
+            <w:tcBorders>
+              <w:top w:val="none" w:sz="0" w:space="0" w:color="FFFFFF"/>
+              <w:left w:val="none" w:sz="0" w:space="0" w:color="FFFFFF"/>
+              <w:bottom w:val="none" w:sz="0" w:space="0" w:color="FFFFFF"/>
+              <w:right w:val="none" w:sz="0" w:space="0" w:color="FFFFFF"/>
+            </w:tcBorders>
+            <w:tcMar>
+              <w:top w:w="50" w:type="dxa"/>
+              <w:left w:w="80" w:type="dxa"/>
+              <w:bottom w:w="50" w:type="dxa"/>
+              <w:right w:w="80" w:type="dxa"/>
+            </w:tcMar>
+          </w:tcPr>
+          <w:p>
+            <w:r>
+              <w:t xml:space="preserve">Display connection, controls and power selection (Fig. 6)</w:t>
+            </w:r>
+          </w:p>
+        </w:tc>
+        <w:tc>
+          <w:tcPr>
+            <w:tcW w:w="2200" w:type="dxa"/>
+            <w:tcBorders>
+              <w:top w:val="none" w:sz="0" w:space="0" w:color="FFFFFF"/>
+              <w:left w:val="none" w:sz="0" w:space="0" w:color="FFFFFF"/>
+              <w:bottom w:val="none" w:sz="0" w:space="0" w:color="FFFFFF"/>
+              <w:right w:val="none" w:sz="0" w:space="0" w:color="FFFFFF"/>
+            </w:tcBorders>
+            <w:tcMar>
+              <w:top w:w="50" w:type="dxa"/>
+              <w:left w:w="80" w:type="dxa"/>
+              <w:bottom w:w="50" w:type="dxa"/>
+              <w:right w:w="80" w:type="dxa"/>
+            </w:tcMar>
+          </w:tcPr>
+          <w:p>
+            <w:r>
+              <w:t xml:space="preserve">10–25</w:t>
+            </w:r>
+          </w:p>
+        </w:tc>
+      </w:tr>
+      <w:tr>
+        <w:trPr>
+          <w:cantSplit/>
+        </w:trPr>
+        <w:tc>
+          <w:tcPr>
+            <w:tcW w:w="3200" w:type="dxa"/>
+            <w:tcBorders>
+              <w:top w:val="none" w:sz="0" w:space="0" w:color="FFFFFF"/>
+              <w:left w:val="none" w:sz="0" w:space="0" w:color="FFFFFF"/>
               <w:bottom w:val="single" w:sz="12" w:space="0" w:color="000000"/>
               <w:right w:val="none" w:sz="0" w:space="0" w:color="FFFFFF"/>
             </w:tcBorders>
@@ -7267,7 +7338,7 @@
                 <w:b/>
                 <w:bCs/>
               </w:rPr>
-              <w:t>485–640</w:t>
+              <w:t xml:space="preserve">495–665</w:t>
             </w:r>
           </w:p>
         </w:tc>
@@ -7395,9 +7466,9 @@
           <w:sz w:val="24"/>
           <w:szCs w:val="24"/>
         </w:rPr>
-        <w:t xml:space="preserve">Each risk was rated by how likely it is to happen and how much it would affect the project. Table 7 defines the high, moderate and low levels, and Table 8 lists the main risks and uncertainties for each task, with the steps we will take to reduce them. Where possible, the ratings are based on </w:t>
+        <w:t xml:space="preserve">Each risk was rated by how likely it is to happen and how much it would affect the project. Table 7 defines the high, moderate and low levels, and Table 8 lists the main risks and uncertainties for each task, with the steps we will take to reduce them. Where possible, the ratings are based on our preliminary experiments with the Google Isolated Sign Language Recognition (Kaggle) and ASL Citizen data, a laptop prototype of the recognizer, and first measurements of the language and speech models (Section 7.5).</w:t>
         <w:lastRenderedPageBreak/>
-        <w:t>our preliminary experiments with the Google Isolated Sign Language Recognition (Kaggle) data and a laptop prototype of the recognizer.</w:t>
+        <w:t xml:space="preserve"/>
       </w:r>
     </w:p>
     <w:p>
@@ -7962,7 +8033,7 @@
               <w:keepNext/>
             </w:pPr>
             <w:r>
-              <w:t>Accuracy on unseen signers stays below the ≥ 75% top-1 target; our best model so far reaches 67.2% top-1 and 83.9% top-5 on the 250 Kaggle signs</w:t>
+              <w:t xml:space="preserve">Accuracy with our own camera and users stays below the ≥ 75% top-1 target. On recorded data the targets are met: v5 reaches 86.6% top-1 and 98.2% top-5 on 11 unseen ASL Citizen signers (134 words), up from 67.2% and 83.9% for v4 on the 250 Kaggle signs</w:t>
             </w:r>
           </w:p>
         </w:tc>
@@ -7987,7 +8058,7 @@
               <w:keepNext/>
             </w:pPr>
             <w:r>
-              <w:t>High</w:t>
+              <w:t xml:space="preserve">Moderate</w:t>
             </w:r>
           </w:p>
         </w:tc>
@@ -8012,7 +8083,7 @@
               <w:keepNext/>
             </w:pPr>
             <w:r>
-              <w:t>Smaller service-counter vocabulary (on a 30-sign subset our v2 and v3 models already reach 81.5–84.0% top-1 and 90.5–93.0% top-5); hand-shape features (added in v4); fine-tuning on ASL Citizen (landmarks for the 155 target signs already extracted); abstain and ask the user to repeat when unsure</w:t>
+              <w:t xml:space="preserve">Fine-tuning on ASL Citizen (done, v5); merge signs that are spoken the same, such as HURT and PAIN; fine-tune on recordings from our own camera; abstain and show five candidates when unsure</w:t>
             </w:r>
           </w:p>
         </w:tc>
@@ -8061,7 +8132,7 @@
           </w:tcPr>
           <w:p>
             <w:r>
-              <w:t>Accuracy differs widely between people (46% to 79% top-1 across the three test signers for our best model, v4); with the v2 model on the 30-sign list and a threshold aimed at 5% error, the weakest test signer gets about 12% error</w:t>
+              <w:t xml:space="preserve">Accuracy differs between people: 79% to 89% top-1 across the 11 ASL Citizen test signers for v5 (46% to 79% across three Kaggle signers for v4); at the threshold chosen for 5% error, the weakest v5 signer gets 12.9% error</w:t>
             </w:r>
           </w:p>
         </w:tc>
@@ -8083,7 +8154,7 @@
           </w:tcPr>
           <w:p>
             <w:r>
-              <w:t>High</w:t>
+              <w:t xml:space="preserve">Moderate</w:t>
             </w:r>
           </w:p>
         </w:tc>
@@ -8340,7 +8411,7 @@
           </w:tcPr>
           <w:p>
             <w:r>
-              <w:t>The training data was recorded on phones in portrait format; our camera differs in proportions, angle and lighting</w:t>
+              <w:t xml:space="preserve">The first live test of v5 with a laptop webcam was worse than v4, although v5 is far better on recorded test signers; the live pipeline (camera, lighting, frame rate or preprocessing) differs from the training videos</w:t>
             </w:r>
           </w:p>
         </w:tc>
@@ -8362,7 +8433,7 @@
           </w:tcPr>
           <w:p>
             <w:r>
-              <w:t>Moderate</w:t>
+              <w:t xml:space="preserve">High</w:t>
             </w:r>
           </w:p>
         </w:tc>
@@ -8384,7 +8455,7 @@
           </w:tcPr>
           <w:p>
             <w:r>
-              <w:t>Body-relative coordinates that do not depend on the camera’s proportions (added in v4); record a test set with the device camera and fine-tune on it</w:t>
+              <w:t xml:space="preserve">Compare the models on saved recordings, also slowed down, to find the cause; body-relative coordinates (v4, v5); record a test set with the device camera and fine-tune on it</w:t>
             </w:r>
           </w:p>
         </w:tc>
@@ -8571,7 +8642,7 @@
           </w:tcPr>
           <w:p>
             <w:r>
-              <w:t>Contact the NJIT ASL community early; start from a draft list of service-counter signs available in ASL Citizen; record missing signs from many signers or replace them with available signs; use team recordings only for debugging</w:t>
+              <w:t xml:space="preserve">Contact the NJIT ASL community early; start from the draft list of 134 service-counter words already used to train v5; record missing signs from many signers or replace them with available signs; use team recordings only for debugging</w:t>
             </w:r>
           </w:p>
         </w:tc>
@@ -8713,7 +8784,7 @@
           </w:tcPr>
           <w:p>
             <w:r>
-              <w:t>NLLB-200 may translate short, informal phrases poorly</w:t>
+              <w:t xml:space="preserve">NLLB-200 may translate short, informal phrases poorly; in a first test of 20 translations, three began with a stray dash and one Turkish word was misspelled</w:t>
             </w:r>
           </w:p>
         </w:tc>
@@ -8735,7 +8806,7 @@
           </w:tcPr>
           <w:p>
             <w:r>
-              <w:t>Low</w:t>
+              <w:t xml:space="preserve">Moderate</w:t>
             </w:r>
           </w:p>
         </w:tc>
@@ -8757,7 +8828,7 @@
           </w:tcPr>
           <w:p>
             <w:r>
-              <w:t>Check the template phrases with native speakers and store approved translations; rate a fixed test set</w:t>
+              <w:t xml:space="preserve">Check the template phrases with native speakers and store approved translations; remove stray punctuation; rate a fixed test set</w:t>
             </w:r>
           </w:p>
         </w:tc>
@@ -8899,7 +8970,7 @@
           </w:tcPr>
           <w:p>
             <w:r>
-              <w:t>Background noise at a service counter raises Whisper’s word error rate, Turkish and Spanish replies must also be translated into English, and larger models may be too slow</w:t>
+              <w:t xml:space="preserve">Background noise at a service counter raises Whisper's word error rate, Turkish and Spanish replies must also be translated into English, and larger models may be too slow; even on clean synthetic speech, Whisper small had 12.5% error in Turkish (0% English, 2.4% Spanish)</w:t>
             </w:r>
           </w:p>
         </w:tc>
@@ -9085,7 +9156,7 @@
           </w:tcPr>
           <w:p>
             <w:r>
-              <w:t>All models may not fit together in 8 GB, or the 1.2 s latency target may be missed</w:t>
+              <w:t xml:space="preserve">All models may not fit together in 8 GB, or the 1.2 s latency target may be missed; the estimates are favourable (about 4.4 GB of 8 GB; 0.71–0.73 s from confirmation to first audio on a 4-core CPU) but not yet measured on the Jetson</w:t>
             </w:r>
           </w:p>
         </w:tc>
@@ -9107,7 +9178,7 @@
           </w:tcPr>
           <w:p>
             <w:r>
-              <w:t>Moderate</w:t>
+              <w:t xml:space="preserve">Low</w:t>
             </w:r>
           </w:p>
         </w:tc>
@@ -9523,7 +9594,7 @@
           <w:sz w:val="24"/>
           <w:szCs w:val="24"/>
         </w:rPr>
-        <w:t>The highest risks are recognition accuracy, differences between signers, and landmark extraction on the Jetson. The first two are reduced by the main design choice of the project: because the device abstains when it is unsure and speaks only after the user confirms, lower accuracy mainly makes the conversation slower, since most wrong signs are caught before anything is spoken. The third risk will be tested first, as soon as the hardware arrives, so that an alternative can be adopted early if needed.</w:t>
+        <w:t xml:space="preserve">The highest risks are now the gap between recorded test data and live use with our own camera, and landmark extraction on the Jetson. On recorded unseen signers the recognizer already meets its targets (Section 7.5), and its remaining errors are reduced by the main design choice of the project: because the device abstains when it is unsure and speaks only after the user confirms, lower accuracy mainly makes the conversation slower, since most wrong signs are caught before anything is spoken. The camera gap is being investigated now, and landmark extraction will be tested first, as soon as the hardware arrives, so that an alternative can be adopted early if needed.</w:t>
       </w:r>
     </w:p>
     <w:p>
@@ -12843,7 +12914,7 @@
           <w:sz w:val="24"/>
           <w:szCs w:val="24"/>
         </w:rPr>
-        <w:t xml:space="preserve"> The prototype costs about $485–$640 in parts (Table 6), uses open-source software, and has no per-use or cloud fees, which keeps its cost far below that of repeated interpreter services [1]. Two economic factors shaped the design. First, the parts are standard and replaceable, so a failed part does not end the device's life. Second, ASL Citizen and NLLB-200 may be used only for non-commercial purposes (Section 6.2). Translation is therefore kept behind a narrow interface, an English sentence in and a translated sentence out, so that a commercially licensed model could later replace NLLB-200 without changes elsewhere. A product would also use the Jetson Orin Nano module on a smaller custom carrier board instead of the developer kit.</w:t>
+        <w:t xml:space="preserve"> The prototype costs about $495–$665 in parts (Table 6), uses open-source software, and has no per-use or cloud fees, which keeps its cost far below that of repeated interpreter services [1]. Two economic factors shaped the design. First, the parts are standard and replaceable, so a failed part does not end the device's life. Second, ASL Citizen and NLLB-200 may be used only for non-commercial purposes (Section 6.2). Translation is therefore kept behind a narrow interface, an English sentence in and a translated sentence out, so that a commercially licensed model could later replace NLLB-200 without changes elsewhere. A product would also use the Jetson Orin Nano module on a smaller custom carrier board instead of the developer kit.</w:t>
       </w:r>
     </w:p>
     <w:p>
